--- a/hxx毕设.docx
+++ b/hxx毕设.docx
@@ -184,7 +184,22 @@
           <w:rFonts w:hint="eastAsia" w:ascii="宋体" w:hAnsi="宋体" w:eastAsia="宋体" w:cs="宋体"/>
           <w:sz w:val="24"/>
         </w:rPr>
-        <w:t>近年来，中国求职者就业压力逐渐增大，随着科技的进步，多处企业宣布降本增效，减少用人成本，更偏向于招聘有经验的专业的专业人员。因此，大学生就业压力史无前例的激增。市面上有许多招聘软件，如boss直聘、51Job、应届生求职等等，都是针对企业更方便的招聘求职者而设计，很少有方便应届生、求职者而设计的一款就业指导系统，帮助求职者规划求职方向、修改简历、匹配合适的岗位。不仅如此，各大招聘企业、招聘信息多如牛毛、十分繁杂，而求职，很重要的一点是打破信息差。求职者由于资源整合不充分，将会错过许多合适的岗位。基于这两点，就业指导系统应运而生。</w:t>
+        <w:t>近年来，中国求职者就业压力逐渐增大，随着科技的进步，多处企业宣布降本增效，减少用人成本，更偏向于招聘有经验的专业的专业人员。因此，大学生就业压力史无前例的激增。市面上有许多招聘软件，如boss直聘、51Job、应届生求职等等，都是针对企业更方便</w:t>
+      </w:r>
+      <w:r>
+        <w:rPr>
+          <w:rFonts w:hint="eastAsia" w:ascii="宋体" w:hAnsi="宋体" w:eastAsia="宋体" w:cs="宋体"/>
+          <w:sz w:val="24"/>
+          <w:lang w:eastAsia="zh-CN"/>
+        </w:rPr>
+        <w:t>地</w:t>
+      </w:r>
+      <w:r>
+        <w:rPr>
+          <w:rFonts w:hint="eastAsia" w:ascii="宋体" w:hAnsi="宋体" w:eastAsia="宋体" w:cs="宋体"/>
+          <w:sz w:val="24"/>
+        </w:rPr>
+        <w:t>招聘求职者而设计，很少有方便应届生、求职者而设计的一款就业指导系统，帮助求职者规划求职方向、修改简历、匹配合适的岗位。不仅如此，各大招聘企业、招聘信息多如牛毛、十分繁杂，而求职，很重要的一点是打破信息差。求职者由于资源整合不充分，将会错过许多合适的岗位。基于这两点，就业指导系统应运而生。</w:t>
       </w:r>
       <w:r>
         <w:rPr>
@@ -192,7 +207,24 @@
           <w:color w:val="0070C0"/>
           <w:sz w:val="24"/>
         </w:rPr>
-        <w:t>通过自己实际工作中所面临的问题提出了相关系统需求，将以此论文所设计系统的实现解决难题，</w:t>
+        <w:t>通过自己实际工作中所面临的问题提出了相关系统需求，将以此论文所设计系统</w:t>
+      </w:r>
+      <w:r>
+        <w:rPr>
+          <w:rFonts w:hint="eastAsia" w:ascii="宋体" w:hAnsi="宋体" w:eastAsia="宋体" w:cs="宋体"/>
+          <w:color w:val="0070C0"/>
+          <w:sz w:val="24"/>
+          <w:lang w:eastAsia="zh-CN"/>
+        </w:rPr>
+        <w:t>地</w:t>
+      </w:r>
+      <w:r>
+        <w:rPr>
+          <w:rFonts w:ascii="宋体" w:hAnsi="宋体" w:eastAsia="宋体" w:cs="宋体"/>
+          <w:color w:val="0070C0"/>
+          <w:sz w:val="24"/>
+        </w:rPr>
+        <w:t>实现解决难题，</w:t>
       </w:r>
       <w:r>
         <w:rPr>
@@ -325,26 +357,11 @@
           <w:sz w:val="24"/>
           <w:lang w:val="en-US" w:eastAsia="zh-CN"/>
         </w:rPr>
-        <w:t>企业亦是如此，在完善个人信息与岗位信息后，可在“求职者推荐”模块浏览匹配的求职者资料，还能借助AI对话挑选优秀人才，向其发送简历查看邀请及面试邀请。与此同时，“应聘信息管理</w:t>
-      </w:r>
-      <w:bookmarkStart w:id="0" w:name="_GoBack"/>
-      <w:bookmarkEnd w:id="0"/>
-      <w:r>
-        <w:rPr>
-          <w:rFonts w:hint="eastAsia" w:ascii="宋体" w:hAnsi="宋体" w:eastAsia="宋体" w:cs="宋体"/>
-          <w:sz w:val="24"/>
-          <w:lang w:val="en-US" w:eastAsia="zh-CN"/>
-        </w:rPr>
-        <w:t>”模块能够实现对面试信息的管理。</w:t>
-      </w:r>
-    </w:p>
-    <w:p>
-      <w:pPr>
-        <w:keepNext w:val="0"/>
-        <w:keepLines w:val="0"/>
-        <w:widowControl/>
-        <w:suppressLineNumbers w:val="0"/>
-        <w:jc w:val="left"/>
+        <w:t>企业亦是如此，在完善个人信息与岗位信息后，可在“求职者推荐”模块浏览匹配的求职者资料，还能借助AI对话挑选优秀人才，向其发送简历查看邀请及面试邀请。与此同时，“应聘信息管理”模块能够实现对面试信息的管理。</w:t>
+      </w:r>
+    </w:p>
+    <w:p>
+      <w:pPr>
         <w:rPr>
           <w:rFonts w:hint="eastAsia" w:ascii="宋体" w:hAnsi="宋体" w:eastAsia="宋体" w:cs="宋体"/>
           <w:sz w:val="24"/>
@@ -360,7 +377,15 @@
           <w:szCs w:val="24"/>
           <w:lang w:val="en-US" w:eastAsia="zh-CN" w:bidi="ar"/>
         </w:rPr>
-        <w:t>学生以学生账号进入系统报名以后，招聘单位可直接在系统里组织学生进行面试并选拔录取。面试、录取及报到的情况由就业指导中心记录到学生应聘情况管理中，以便今后统计学生报名、参加面试、被录取及报到的情况。</w:t>
+        <w:t>学生使用学生账号登录系统完成报名后，招聘单位能够直接在系统内安排学生面试并进行选拔录取。系统会将面试、录取以及报到的状况记录至就业统计管理中，方便日后对学生报名、参与面试及录取的情形进行统计。</w:t>
+      </w:r>
+      <w:r>
+        <w:rPr>
+          <w:rFonts w:hint="eastAsia" w:ascii="宋体" w:hAnsi="宋体" w:eastAsia="宋体" w:cs="宋体"/>
+          <w:sz w:val="24"/>
+          <w:lang w:val="en-US" w:eastAsia="zh-CN"/>
+        </w:rPr>
+        <w:t>辅导员与系统管理员能够管理学生和企业信息，同时可统计学生就业信息。</w:t>
       </w:r>
     </w:p>
     <w:p>
@@ -371,249 +396,36 @@
           <w:lang w:val="en-US" w:eastAsia="zh-CN"/>
         </w:rPr>
       </w:pPr>
+      <w:bookmarkStart w:id="0" w:name="_GoBack"/>
       <w:r>
         <w:rPr>
           <w:rFonts w:hint="eastAsia" w:ascii="宋体" w:hAnsi="宋体" w:eastAsia="宋体" w:cs="宋体"/>
           <w:sz w:val="24"/>
           <w:lang w:val="en-US" w:eastAsia="zh-CN"/>
         </w:rPr>
-        <w:t>辅导员和系统管理员可对学生和企业信息进行管理，也可以统计学生就业信息。辅导员可查看就业统计，管理员可管理就业统计</w:t>
-      </w:r>
-    </w:p>
-    <w:p>
-      <w:pPr>
-        <w:rPr>
-          <w:rFonts w:ascii="宋体" w:hAnsi="宋体" w:eastAsia="宋体" w:cs="宋体"/>
-          <w:sz w:val="24"/>
-        </w:rPr>
-      </w:pPr>
-      <w:r>
-        <w:rPr>
-          <w:rFonts w:ascii="宋体" w:hAnsi="宋体" w:eastAsia="宋体" w:cs="宋体"/>
-          <w:sz w:val="24"/>
-        </w:rPr>
-        <w:t>3.2 系统功能模块分析（用例图）</w:t>
-      </w:r>
-    </w:p>
-    <w:p>
-      <w:pPr>
-        <w:rPr>
-          <w:rFonts w:ascii="宋体" w:hAnsi="宋体" w:eastAsia="宋体" w:cs="宋体"/>
-          <w:sz w:val="24"/>
-        </w:rPr>
-      </w:pPr>
-      <w:r>
-        <w:rPr>
-          <w:rFonts w:ascii="宋体" w:hAnsi="宋体" w:eastAsia="宋体" w:cs="宋体"/>
-          <w:sz w:val="24"/>
-        </w:rPr>
-        <w:t xml:space="preserve">3.3.1 管理员管理模块 </w:t>
-      </w:r>
-    </w:p>
-    <w:p>
-      <w:pPr>
-        <w:rPr>
-          <w:rFonts w:ascii="宋体" w:hAnsi="宋体" w:eastAsia="宋体" w:cs="宋体"/>
-          <w:sz w:val="24"/>
-        </w:rPr>
-      </w:pPr>
-      <w:r>
-        <w:rPr>
-          <w:rFonts w:ascii="宋体" w:hAnsi="宋体" w:eastAsia="宋体" w:cs="宋体"/>
-          <w:sz w:val="24"/>
-        </w:rPr>
-        <w:t xml:space="preserve">3.3.2 辅导员管理模块 </w:t>
-      </w:r>
-    </w:p>
-    <w:p>
-      <w:pPr>
-        <w:rPr>
-          <w:rFonts w:ascii="宋体" w:hAnsi="宋体" w:eastAsia="宋体" w:cs="宋体"/>
-          <w:sz w:val="24"/>
-        </w:rPr>
-      </w:pPr>
-      <w:r>
-        <w:rPr>
-          <w:rFonts w:ascii="宋体" w:hAnsi="宋体" w:eastAsia="宋体" w:cs="宋体"/>
-          <w:sz w:val="24"/>
-        </w:rPr>
-        <w:t xml:space="preserve">3.3.3 学生管理模块 </w:t>
-      </w:r>
-    </w:p>
-    <w:p>
-      <w:pPr>
-        <w:rPr>
-          <w:rFonts w:ascii="宋体" w:hAnsi="宋体" w:eastAsia="宋体" w:cs="宋体"/>
-          <w:sz w:val="24"/>
-        </w:rPr>
-      </w:pPr>
-      <w:r>
-        <w:rPr>
-          <w:rFonts w:ascii="宋体" w:hAnsi="宋体" w:eastAsia="宋体" w:cs="宋体"/>
-          <w:sz w:val="24"/>
-        </w:rPr>
-        <w:t>3.3.4 企业管理模块</w:t>
-      </w:r>
-    </w:p>
-    <w:p>
-      <w:pPr>
-        <w:rPr>
-          <w:rFonts w:ascii="宋体" w:hAnsi="宋体" w:eastAsia="宋体" w:cs="宋体"/>
-          <w:sz w:val="24"/>
-        </w:rPr>
-      </w:pPr>
-      <w:r>
-        <w:rPr>
-          <w:rFonts w:ascii="宋体" w:hAnsi="宋体" w:eastAsia="宋体" w:cs="宋体"/>
-          <w:sz w:val="24"/>
-        </w:rPr>
-        <w:t>3.3 数据库分析</w:t>
-      </w:r>
-    </w:p>
-    <w:p>
-      <w:pPr>
-        <w:rPr>
-          <w:rFonts w:ascii="宋体" w:hAnsi="宋体" w:eastAsia="宋体" w:cs="宋体"/>
-          <w:sz w:val="24"/>
-        </w:rPr>
-      </w:pPr>
-      <w:r>
-        <w:rPr>
-          <w:rFonts w:ascii="宋体" w:hAnsi="宋体" w:eastAsia="宋体" w:cs="宋体"/>
-          <w:sz w:val="24"/>
-        </w:rPr>
-        <w:t>3.4 系统安全及界面设计需求</w:t>
-      </w:r>
-    </w:p>
-    <w:p>
-      <w:pPr>
-        <w:rPr>
-          <w:rFonts w:ascii="宋体" w:hAnsi="宋体" w:eastAsia="宋体" w:cs="宋体"/>
-          <w:sz w:val="24"/>
-        </w:rPr>
-      </w:pPr>
-      <w:r>
-        <w:rPr>
-          <w:rFonts w:ascii="宋体" w:hAnsi="宋体" w:eastAsia="宋体" w:cs="宋体"/>
-          <w:sz w:val="24"/>
-        </w:rPr>
-        <w:t>3.4.1 系统的可靠性要求</w:t>
-      </w:r>
-    </w:p>
-    <w:p>
-      <w:pPr>
-        <w:rPr>
-          <w:rFonts w:ascii="宋体" w:hAnsi="宋体" w:eastAsia="宋体" w:cs="宋体"/>
-          <w:sz w:val="24"/>
-        </w:rPr>
-      </w:pPr>
-      <w:r>
-        <w:rPr>
-          <w:rFonts w:ascii="宋体" w:hAnsi="宋体" w:eastAsia="宋体" w:cs="宋体"/>
-          <w:sz w:val="24"/>
-        </w:rPr>
-        <w:t>3.4.2 系统的界面设计需求</w:t>
-      </w:r>
-    </w:p>
-    <w:p>
-      <w:pPr>
-        <w:rPr>
-          <w:rFonts w:ascii="宋体" w:hAnsi="宋体" w:eastAsia="宋体" w:cs="宋体"/>
-          <w:sz w:val="24"/>
-        </w:rPr>
-      </w:pPr>
-      <w:r>
-        <w:rPr>
-          <w:rFonts w:ascii="宋体" w:hAnsi="宋体" w:eastAsia="宋体" w:cs="宋体"/>
-          <w:sz w:val="24"/>
-        </w:rPr>
-        <w:t>3.5 本章小结</w:t>
-      </w:r>
-    </w:p>
-    <w:p>
-      <w:pPr>
-        <w:rPr>
-          <w:rFonts w:ascii="宋体" w:hAnsi="宋体" w:eastAsia="宋体" w:cs="宋体"/>
-          <w:sz w:val="24"/>
-        </w:rPr>
-      </w:pPr>
-      <w:r>
-        <w:rPr>
-          <w:rFonts w:ascii="宋体" w:hAnsi="宋体" w:eastAsia="宋体" w:cs="宋体"/>
-          <w:sz w:val="24"/>
-        </w:rPr>
-        <w:t>第四章 系统的设计</w:t>
-      </w:r>
-    </w:p>
-    <w:p>
-      <w:pPr>
-        <w:rPr>
-          <w:rFonts w:ascii="宋体" w:hAnsi="宋体" w:eastAsia="宋体" w:cs="宋体"/>
-          <w:sz w:val="24"/>
-        </w:rPr>
-      </w:pPr>
-      <w:r>
-        <w:rPr>
-          <w:rFonts w:ascii="宋体" w:hAnsi="宋体" w:eastAsia="宋体" w:cs="宋体"/>
-          <w:sz w:val="24"/>
-        </w:rPr>
-        <w:t>4.1 系统总体设计</w:t>
-      </w:r>
-    </w:p>
-    <w:p>
-      <w:pPr>
-        <w:rPr>
-          <w:rFonts w:ascii="宋体" w:hAnsi="宋体" w:eastAsia="宋体" w:cs="宋体"/>
-          <w:sz w:val="24"/>
-        </w:rPr>
-      </w:pPr>
-      <w:r>
-        <w:rPr>
-          <w:rFonts w:ascii="宋体" w:hAnsi="宋体" w:eastAsia="宋体" w:cs="宋体"/>
-          <w:sz w:val="24"/>
-        </w:rPr>
-        <w:t>4.1.1 系统总体框架设计</w:t>
-      </w:r>
-      <w:r>
-        <w:rPr>
-          <w:rFonts w:hint="eastAsia" w:ascii="宋体" w:hAnsi="宋体" w:eastAsia="宋体" w:cs="宋体"/>
-          <w:sz w:val="24"/>
-        </w:rPr>
-        <w:t>（</w:t>
-      </w:r>
-      <w:r>
-        <w:rPr>
-          <w:rFonts w:ascii="宋体" w:hAnsi="宋体" w:eastAsia="宋体" w:cs="宋体"/>
-          <w:sz w:val="24"/>
-        </w:rPr>
-        <w:t>系统功能树形图</w:t>
-      </w:r>
-      <w:r>
-        <w:rPr>
-          <w:rFonts w:hint="eastAsia" w:ascii="宋体" w:hAnsi="宋体" w:eastAsia="宋体" w:cs="宋体"/>
-          <w:sz w:val="24"/>
-        </w:rPr>
-        <w:t>）</w:t>
+        <w:t>综上所述，就业指导系统管理流程如图所示：</w:t>
       </w:r>
     </w:p>
     <w:p>
       <w:pPr>
         <w:jc w:val="center"/>
         <w:rPr>
-          <w:rFonts w:ascii="宋体" w:hAnsi="宋体" w:eastAsia="宋体" w:cs="宋体"/>
-          <w:sz w:val="24"/>
-        </w:rPr>
-      </w:pPr>
-      <w:r>
-        <w:rPr>
-          <w:rFonts w:ascii="宋体" w:hAnsi="宋体" w:eastAsia="宋体" w:cs="宋体"/>
-          <w:sz w:val="24"/>
+          <w:rFonts w:hint="default" w:ascii="宋体" w:hAnsi="宋体" w:eastAsia="宋体" w:cs="宋体"/>
+          <w:sz w:val="24"/>
+          <w:lang w:val="en-US" w:eastAsia="zh-CN"/>
+        </w:rPr>
+      </w:pPr>
+      <w:r>
+        <w:rPr>
+          <w:rFonts w:hint="default" w:ascii="宋体" w:hAnsi="宋体" w:eastAsia="宋体" w:cs="宋体"/>
+          <w:sz w:val="24"/>
+          <w:lang w:val="en-US" w:eastAsia="zh-CN"/>
         </w:rPr>
         <w:drawing>
-          <wp:inline distT="0" distB="0" distL="0" distR="0">
-            <wp:extent cx="4662805" cy="6775450"/>
-            <wp:effectExtent l="0" t="0" r="4445" b="6350"/>
-            <wp:docPr id="1198864634" name="图片 4"/>
+          <wp:inline distT="0" distB="0" distL="114300" distR="114300">
+            <wp:extent cx="5213985" cy="4380865"/>
+            <wp:effectExtent l="0" t="0" r="5715" b="635"/>
+            <wp:docPr id="3" name="图片 3" descr="业务流程图v3.drawio (1)"/>
             <wp:cNvGraphicFramePr>
               <a:graphicFrameLocks xmlns:a="http://schemas.openxmlformats.org/drawingml/2006/main" noChangeAspect="1"/>
             </wp:cNvGraphicFramePr>
@@ -621,19 +433,14 @@
               <a:graphicData uri="http://schemas.openxmlformats.org/drawingml/2006/picture">
                 <pic:pic xmlns:pic="http://schemas.openxmlformats.org/drawingml/2006/picture">
                   <pic:nvPicPr>
-                    <pic:cNvPr id="1198864634" name="图片 4"/>
+                    <pic:cNvPr id="3" name="图片 3" descr="业务流程图v3.drawio (1)"/>
                     <pic:cNvPicPr>
                       <a:picLocks noChangeAspect="1"/>
                     </pic:cNvPicPr>
                   </pic:nvPicPr>
                   <pic:blipFill>
-                    <a:blip r:embed="rId4">
-                      <a:extLst>
-                        <a:ext uri="{28A0092B-C50C-407E-A947-70E740481C1C}">
-                          <a14:useLocalDpi xmlns:a14="http://schemas.microsoft.com/office/drawing/2010/main" val="0"/>
-                        </a:ext>
-                      </a:extLst>
-                    </a:blip>
+                    <a:blip r:embed="rId4"/>
+                    <a:srcRect l="674" r="446"/>
                     <a:stretch>
                       <a:fillRect/>
                     </a:stretch>
@@ -641,7 +448,890 @@
                   <pic:spPr>
                     <a:xfrm>
                       <a:off x="0" y="0"/>
-                      <a:ext cx="4671337" cy="6788230"/>
+                      <a:ext cx="5213985" cy="4380865"/>
+                    </a:xfrm>
+                    <a:prstGeom prst="rect">
+                      <a:avLst/>
+                    </a:prstGeom>
+                  </pic:spPr>
+                </pic:pic>
+              </a:graphicData>
+            </a:graphic>
+          </wp:inline>
+        </w:drawing>
+      </w:r>
+    </w:p>
+    <w:p>
+      <w:pPr>
+        <w:jc w:val="center"/>
+        <w:rPr>
+          <w:rFonts w:hint="default" w:ascii="宋体" w:hAnsi="宋体" w:eastAsia="宋体" w:cs="宋体"/>
+          <w:sz w:val="24"/>
+          <w:lang w:val="en-US" w:eastAsia="zh-CN"/>
+        </w:rPr>
+      </w:pPr>
+      <w:r>
+        <w:rPr>
+          <w:rFonts w:hint="eastAsia" w:ascii="宋体" w:hAnsi="宋体" w:eastAsia="宋体" w:cs="宋体"/>
+          <w:sz w:val="24"/>
+          <w:lang w:val="en-US" w:eastAsia="zh-CN"/>
+        </w:rPr>
+        <w:t>3.1 就业指导系统业务流程图</w:t>
+      </w:r>
+    </w:p>
+    <w:p>
+      <w:pPr>
+        <w:rPr>
+          <w:rFonts w:ascii="宋体" w:hAnsi="宋体" w:eastAsia="宋体" w:cs="宋体"/>
+          <w:sz w:val="24"/>
+        </w:rPr>
+      </w:pPr>
+      <w:r>
+        <w:rPr>
+          <w:rFonts w:ascii="宋体" w:hAnsi="宋体" w:eastAsia="宋体" w:cs="宋体"/>
+          <w:sz w:val="24"/>
+        </w:rPr>
+        <w:t>3.2 系统功能模块分析（用例图）</w:t>
+      </w:r>
+    </w:p>
+    <w:p>
+      <w:pPr>
+        <w:keepNext w:val="0"/>
+        <w:keepLines w:val="0"/>
+        <w:widowControl/>
+        <w:suppressLineNumbers w:val="0"/>
+        <w:jc w:val="left"/>
+        <w:rPr>
+          <w:rFonts w:hint="default" w:ascii="宋体" w:hAnsi="宋体" w:eastAsia="宋体" w:cs="宋体"/>
+          <w:color w:val="000000"/>
+          <w:kern w:val="0"/>
+          <w:sz w:val="24"/>
+          <w:szCs w:val="24"/>
+          <w:lang w:val="en-US" w:eastAsia="zh-CN" w:bidi="ar"/>
+        </w:rPr>
+      </w:pPr>
+      <w:r>
+        <w:rPr>
+          <w:rFonts w:hint="eastAsia" w:ascii="宋体" w:hAnsi="宋体" w:eastAsia="宋体" w:cs="宋体"/>
+          <w:color w:val="000000"/>
+          <w:kern w:val="0"/>
+          <w:sz w:val="24"/>
+          <w:szCs w:val="24"/>
+          <w:lang w:val="en-US" w:eastAsia="zh-CN" w:bidi="ar"/>
+        </w:rPr>
+        <w:t>如前所述，就业指导系统按需求分析，功能主要包括管理员管理模块，</w:t>
+      </w:r>
+      <w:r>
+        <w:rPr>
+          <w:rFonts w:hint="eastAsia" w:ascii="宋体" w:hAnsi="宋体" w:eastAsia="宋体" w:cs="宋体"/>
+          <w:color w:val="000000"/>
+          <w:kern w:val="0"/>
+          <w:sz w:val="24"/>
+          <w:szCs w:val="24"/>
+          <w:lang w:val="en-US" w:eastAsia="zh-CN" w:bidi="ar"/>
+        </w:rPr>
+        <w:t>辅导员管理模块，学生管理模块，企业管理模块。</w:t>
+      </w:r>
+    </w:p>
+    <w:p>
+      <w:pPr>
+        <w:rPr>
+          <w:rFonts w:ascii="宋体" w:hAnsi="宋体" w:eastAsia="宋体" w:cs="宋体"/>
+          <w:sz w:val="24"/>
+        </w:rPr>
+      </w:pPr>
+      <w:r>
+        <w:rPr>
+          <w:rFonts w:ascii="宋体" w:hAnsi="宋体" w:eastAsia="宋体" w:cs="宋体"/>
+          <w:sz w:val="24"/>
+        </w:rPr>
+        <w:t>3.</w:t>
+      </w:r>
+      <w:r>
+        <w:rPr>
+          <w:rFonts w:hint="eastAsia" w:ascii="宋体" w:hAnsi="宋体" w:eastAsia="宋体" w:cs="宋体"/>
+          <w:sz w:val="24"/>
+          <w:lang w:val="en-US" w:eastAsia="zh-CN"/>
+        </w:rPr>
+        <w:t>2</w:t>
+      </w:r>
+      <w:r>
+        <w:rPr>
+          <w:rFonts w:ascii="宋体" w:hAnsi="宋体" w:eastAsia="宋体" w:cs="宋体"/>
+          <w:sz w:val="24"/>
+        </w:rPr>
+        <w:t xml:space="preserve">.1 管理员管理模块 </w:t>
+      </w:r>
+    </w:p>
+    <w:p>
+      <w:pPr>
+        <w:rPr>
+          <w:rFonts w:hint="eastAsia" w:ascii="宋体" w:hAnsi="宋体" w:eastAsia="宋体" w:cs="宋体"/>
+          <w:sz w:val="24"/>
+        </w:rPr>
+      </w:pPr>
+      <w:r>
+        <w:rPr>
+          <w:rFonts w:hint="eastAsia" w:ascii="宋体" w:hAnsi="宋体" w:eastAsia="宋体" w:cs="宋体"/>
+          <w:sz w:val="24"/>
+        </w:rPr>
+        <w:t>管理员作为整个系统的"管家"，</w:t>
+      </w:r>
+      <w:r>
+        <w:rPr>
+          <w:rFonts w:hint="eastAsia" w:ascii="宋体" w:hAnsi="宋体" w:eastAsia="宋体" w:cs="宋体"/>
+          <w:sz w:val="24"/>
+          <w:lang w:val="en-US" w:eastAsia="zh-CN"/>
+        </w:rPr>
+        <w:t>拥有最高全新啊</w:t>
+      </w:r>
+      <w:r>
+        <w:rPr>
+          <w:rFonts w:hint="eastAsia" w:ascii="宋体" w:hAnsi="宋体" w:eastAsia="宋体" w:cs="宋体"/>
+          <w:sz w:val="24"/>
+        </w:rPr>
+        <w:t>，负责维护系统的正常运转。管理员登录后可使用以下功能：</w:t>
+      </w:r>
+    </w:p>
+    <w:p>
+      <w:pPr>
+        <w:rPr>
+          <w:rFonts w:hint="eastAsia" w:ascii="宋体" w:hAnsi="宋体" w:eastAsia="宋体" w:cs="宋体"/>
+          <w:sz w:val="24"/>
+        </w:rPr>
+      </w:pPr>
+      <w:r>
+        <w:rPr>
+          <w:rFonts w:hint="eastAsia" w:ascii="宋体" w:hAnsi="宋体" w:eastAsia="宋体" w:cs="宋体"/>
+          <w:sz w:val="24"/>
+        </w:rPr>
+        <w:t>（1）个人信息管理：管理员可以查看和修改自身的账号基本信息。</w:t>
+      </w:r>
+    </w:p>
+    <w:p>
+      <w:pPr>
+        <w:rPr>
+          <w:rFonts w:hint="eastAsia" w:ascii="宋体" w:hAnsi="宋体" w:eastAsia="宋体" w:cs="宋体"/>
+          <w:sz w:val="24"/>
+        </w:rPr>
+      </w:pPr>
+      <w:r>
+        <w:rPr>
+          <w:rFonts w:hint="eastAsia" w:ascii="宋体" w:hAnsi="宋体" w:eastAsia="宋体" w:cs="宋体"/>
+          <w:sz w:val="24"/>
+        </w:rPr>
+        <w:t>（2）学生信息管理：对系统内所有学生用户的基本信息进行</w:t>
+      </w:r>
+      <w:r>
+        <w:rPr>
+          <w:rFonts w:hint="eastAsia" w:ascii="宋体" w:hAnsi="宋体" w:eastAsia="宋体" w:cs="宋体"/>
+          <w:sz w:val="24"/>
+          <w:lang w:val="en-US" w:eastAsia="zh-CN"/>
+        </w:rPr>
+        <w:t>核实、</w:t>
+      </w:r>
+      <w:r>
+        <w:rPr>
+          <w:rFonts w:hint="eastAsia" w:ascii="宋体" w:hAnsi="宋体" w:eastAsia="宋体" w:cs="宋体"/>
+          <w:sz w:val="24"/>
+        </w:rPr>
+        <w:t>查询、编辑和维护，确保学生数据</w:t>
+      </w:r>
+      <w:r>
+        <w:rPr>
+          <w:rFonts w:hint="eastAsia" w:ascii="宋体" w:hAnsi="宋体" w:eastAsia="宋体" w:cs="宋体"/>
+          <w:sz w:val="24"/>
+          <w:lang w:val="en-US" w:eastAsia="zh-CN"/>
+        </w:rPr>
+        <w:t>准确无误</w:t>
+      </w:r>
+      <w:r>
+        <w:rPr>
+          <w:rFonts w:hint="eastAsia" w:ascii="宋体" w:hAnsi="宋体" w:eastAsia="宋体" w:cs="宋体"/>
+          <w:sz w:val="24"/>
+        </w:rPr>
+        <w:t>。</w:t>
+      </w:r>
+    </w:p>
+    <w:p>
+      <w:pPr>
+        <w:rPr>
+          <w:rFonts w:hint="eastAsia" w:ascii="宋体" w:hAnsi="宋体" w:eastAsia="宋体" w:cs="宋体"/>
+          <w:sz w:val="24"/>
+        </w:rPr>
+      </w:pPr>
+      <w:r>
+        <w:rPr>
+          <w:rFonts w:hint="eastAsia" w:ascii="宋体" w:hAnsi="宋体" w:eastAsia="宋体" w:cs="宋体"/>
+          <w:sz w:val="24"/>
+        </w:rPr>
+        <w:t>（3）企业信息管理：对已注册的企业信息进行统一审核与管理，保障入驻企业的信息真实可靠。</w:t>
+      </w:r>
+    </w:p>
+    <w:p>
+      <w:pPr>
+        <w:rPr>
+          <w:rFonts w:hint="eastAsia" w:ascii="宋体" w:hAnsi="宋体" w:eastAsia="宋体" w:cs="宋体"/>
+          <w:sz w:val="24"/>
+        </w:rPr>
+      </w:pPr>
+      <w:r>
+        <w:rPr>
+          <w:rFonts w:hint="eastAsia" w:ascii="宋体" w:hAnsi="宋体" w:eastAsia="宋体" w:cs="宋体"/>
+          <w:sz w:val="24"/>
+        </w:rPr>
+        <w:t>（4）辅导员信息管理：对辅导员账号信息进行管理，包括新增、修改、删除等操作。</w:t>
+      </w:r>
+    </w:p>
+    <w:p>
+      <w:pPr>
+        <w:rPr>
+          <w:rFonts w:hint="eastAsia" w:ascii="宋体" w:hAnsi="宋体" w:eastAsia="宋体" w:cs="宋体"/>
+          <w:sz w:val="24"/>
+        </w:rPr>
+      </w:pPr>
+      <w:r>
+        <w:rPr>
+          <w:rFonts w:hint="eastAsia" w:ascii="宋体" w:hAnsi="宋体" w:eastAsia="宋体" w:cs="宋体"/>
+          <w:sz w:val="24"/>
+        </w:rPr>
+        <w:t>（5）企业岗位管理：对企业发布的招聘岗位进行审核和管理，过滤不合规的岗位信息。</w:t>
+      </w:r>
+    </w:p>
+    <w:p>
+      <w:pPr>
+        <w:rPr>
+          <w:rFonts w:hint="eastAsia" w:ascii="宋体" w:hAnsi="宋体" w:eastAsia="宋体" w:cs="宋体"/>
+          <w:sz w:val="24"/>
+        </w:rPr>
+      </w:pPr>
+      <w:r>
+        <w:rPr>
+          <w:rFonts w:hint="eastAsia" w:ascii="宋体" w:hAnsi="宋体" w:eastAsia="宋体" w:cs="宋体"/>
+          <w:sz w:val="24"/>
+        </w:rPr>
+        <w:t>（6）简历信息管理：对学生提交的简历进行查看和统一管理。</w:t>
+      </w:r>
+    </w:p>
+    <w:p>
+      <w:pPr>
+        <w:rPr>
+          <w:rFonts w:hint="eastAsia" w:ascii="宋体" w:hAnsi="宋体" w:eastAsia="宋体" w:cs="宋体"/>
+          <w:sz w:val="24"/>
+        </w:rPr>
+      </w:pPr>
+      <w:r>
+        <w:rPr>
+          <w:rFonts w:hint="eastAsia" w:ascii="宋体" w:hAnsi="宋体" w:eastAsia="宋体" w:cs="宋体"/>
+          <w:sz w:val="24"/>
+        </w:rPr>
+        <w:t>（7）就业指导管理：对辅导员发布的就业指导帖子和公开课内容进行审核与管理。</w:t>
+      </w:r>
+    </w:p>
+    <w:p>
+      <w:pPr>
+        <w:rPr>
+          <w:rFonts w:hint="eastAsia" w:ascii="宋体" w:hAnsi="宋体" w:eastAsia="宋体" w:cs="宋体"/>
+          <w:sz w:val="24"/>
+        </w:rPr>
+      </w:pPr>
+      <w:r>
+        <w:rPr>
+          <w:rFonts w:hint="eastAsia" w:ascii="宋体" w:hAnsi="宋体" w:eastAsia="宋体" w:cs="宋体"/>
+          <w:sz w:val="24"/>
+        </w:rPr>
+        <w:t>（8）就业统计管理：汇总全校学生的就业情况数据，生成统计报表，为学校就业工作的决策</w:t>
+      </w:r>
+      <w:r>
+        <w:rPr>
+          <w:rFonts w:hint="eastAsia" w:ascii="宋体" w:hAnsi="宋体" w:eastAsia="宋体" w:cs="宋体"/>
+          <w:sz w:val="24"/>
+          <w:lang w:val="en-US" w:eastAsia="zh-CN"/>
+        </w:rPr>
+        <w:t>以及后续指导方向</w:t>
+      </w:r>
+      <w:r>
+        <w:rPr>
+          <w:rFonts w:hint="eastAsia" w:ascii="宋体" w:hAnsi="宋体" w:eastAsia="宋体" w:cs="宋体"/>
+          <w:sz w:val="24"/>
+        </w:rPr>
+        <w:t>提供数据支撑。</w:t>
+      </w:r>
+    </w:p>
+    <w:p>
+      <w:pPr>
+        <w:rPr>
+          <w:rFonts w:hint="eastAsia" w:ascii="宋体" w:hAnsi="宋体" w:eastAsia="宋体" w:cs="宋体"/>
+          <w:sz w:val="24"/>
+        </w:rPr>
+      </w:pPr>
+      <w:r>
+        <w:rPr>
+          <w:rFonts w:hint="eastAsia" w:ascii="宋体" w:hAnsi="宋体" w:eastAsia="宋体" w:cs="宋体"/>
+          <w:sz w:val="24"/>
+        </w:rPr>
+        <w:t>（9）数据字典：维护系统中各类基础数据的分类与编码，保证系统数据的一致性与规范性。</w:t>
+      </w:r>
+    </w:p>
+    <w:p>
+      <w:pPr>
+        <w:rPr>
+          <w:rFonts w:ascii="宋体" w:hAnsi="宋体" w:eastAsia="宋体" w:cs="宋体"/>
+          <w:sz w:val="24"/>
+        </w:rPr>
+      </w:pPr>
+      <w:r>
+        <w:rPr>
+          <w:rFonts w:hint="eastAsia" w:ascii="宋体" w:hAnsi="宋体" w:eastAsia="宋体" w:cs="宋体"/>
+          <w:sz w:val="24"/>
+        </w:rPr>
+        <w:t>（10）权限设置：为不同角色的用户分配相应的操作权限，保障系统的访问安全。</w:t>
+      </w:r>
+    </w:p>
+    <w:p>
+      <w:pPr>
+        <w:rPr>
+          <w:rFonts w:ascii="宋体" w:hAnsi="宋体" w:eastAsia="宋体" w:cs="宋体"/>
+          <w:sz w:val="24"/>
+        </w:rPr>
+      </w:pPr>
+      <w:r>
+        <w:rPr>
+          <w:rFonts w:ascii="宋体" w:hAnsi="宋体" w:eastAsia="宋体" w:cs="宋体"/>
+          <w:sz w:val="24"/>
+        </w:rPr>
+        <w:t>3.</w:t>
+      </w:r>
+      <w:r>
+        <w:rPr>
+          <w:rFonts w:hint="eastAsia" w:ascii="宋体" w:hAnsi="宋体" w:eastAsia="宋体" w:cs="宋体"/>
+          <w:sz w:val="24"/>
+          <w:lang w:val="en-US" w:eastAsia="zh-CN"/>
+        </w:rPr>
+        <w:t>2</w:t>
+      </w:r>
+      <w:r>
+        <w:rPr>
+          <w:rFonts w:ascii="宋体" w:hAnsi="宋体" w:eastAsia="宋体" w:cs="宋体"/>
+          <w:sz w:val="24"/>
+        </w:rPr>
+        <w:t xml:space="preserve">.2 辅导员管理模块 </w:t>
+      </w:r>
+    </w:p>
+    <w:p>
+      <w:pPr>
+        <w:rPr>
+          <w:rFonts w:hint="eastAsia" w:ascii="宋体" w:hAnsi="宋体" w:eastAsia="宋体" w:cs="宋体"/>
+          <w:sz w:val="24"/>
+        </w:rPr>
+      </w:pPr>
+      <w:r>
+        <w:rPr>
+          <w:rFonts w:hint="eastAsia" w:ascii="宋体" w:hAnsi="宋体" w:eastAsia="宋体" w:cs="宋体"/>
+          <w:sz w:val="24"/>
+        </w:rPr>
+        <w:t>辅导员主要承担对学生的就业指导与日常管理工作。辅导员登录后可使用以下功能：</w:t>
+      </w:r>
+    </w:p>
+    <w:p>
+      <w:pPr>
+        <w:rPr>
+          <w:rFonts w:hint="eastAsia" w:ascii="宋体" w:hAnsi="宋体" w:eastAsia="宋体" w:cs="宋体"/>
+          <w:sz w:val="24"/>
+        </w:rPr>
+      </w:pPr>
+      <w:r>
+        <w:rPr>
+          <w:rFonts w:hint="eastAsia" w:ascii="宋体" w:hAnsi="宋体" w:eastAsia="宋体" w:cs="宋体"/>
+          <w:sz w:val="24"/>
+        </w:rPr>
+        <w:t>（1）个人信息管理：辅导员可查看并修改自身的账号基本信息。</w:t>
+      </w:r>
+    </w:p>
+    <w:p>
+      <w:pPr>
+        <w:rPr>
+          <w:rFonts w:hint="eastAsia" w:ascii="宋体" w:hAnsi="宋体" w:eastAsia="宋体" w:cs="宋体"/>
+          <w:sz w:val="24"/>
+        </w:rPr>
+      </w:pPr>
+      <w:r>
+        <w:rPr>
+          <w:rFonts w:hint="eastAsia" w:ascii="宋体" w:hAnsi="宋体" w:eastAsia="宋体" w:cs="宋体"/>
+          <w:sz w:val="24"/>
+        </w:rPr>
+        <w:t>（2）学生用户管理：辅导员可对所管辖范围内的学生用户信息进行查看和管理。</w:t>
+      </w:r>
+    </w:p>
+    <w:p>
+      <w:pPr>
+        <w:rPr>
+          <w:rFonts w:hint="eastAsia" w:ascii="宋体" w:hAnsi="宋体" w:eastAsia="宋体" w:cs="宋体"/>
+          <w:sz w:val="24"/>
+        </w:rPr>
+      </w:pPr>
+      <w:r>
+        <w:rPr>
+          <w:rFonts w:hint="eastAsia" w:ascii="宋体" w:hAnsi="宋体" w:eastAsia="宋体" w:cs="宋体"/>
+          <w:sz w:val="24"/>
+        </w:rPr>
+        <w:t>（3）就业指导管理：辅导员可在系统内发布就业指导帖子和公开课，帮助学生了解求职技巧、行业动态等就业相关信息，为学生的求职路提供有力支持。</w:t>
+      </w:r>
+    </w:p>
+    <w:p>
+      <w:pPr>
+        <w:rPr>
+          <w:rFonts w:ascii="宋体" w:hAnsi="宋体" w:eastAsia="宋体" w:cs="宋体"/>
+          <w:sz w:val="24"/>
+        </w:rPr>
+      </w:pPr>
+      <w:r>
+        <w:rPr>
+          <w:rFonts w:hint="eastAsia" w:ascii="宋体" w:hAnsi="宋体" w:eastAsia="宋体" w:cs="宋体"/>
+          <w:sz w:val="24"/>
+        </w:rPr>
+        <w:t>（4）就业统计：辅导员可查看所管辖学生的就业统计数据，了解整体就业进展，从而有针对性地开展指导工作。</w:t>
+      </w:r>
+    </w:p>
+    <w:p>
+      <w:pPr>
+        <w:rPr>
+          <w:rFonts w:ascii="宋体" w:hAnsi="宋体" w:eastAsia="宋体" w:cs="宋体"/>
+          <w:sz w:val="24"/>
+        </w:rPr>
+      </w:pPr>
+      <w:r>
+        <w:rPr>
+          <w:rFonts w:ascii="宋体" w:hAnsi="宋体" w:eastAsia="宋体" w:cs="宋体"/>
+          <w:sz w:val="24"/>
+        </w:rPr>
+        <w:t>3.</w:t>
+      </w:r>
+      <w:r>
+        <w:rPr>
+          <w:rFonts w:hint="eastAsia" w:ascii="宋体" w:hAnsi="宋体" w:eastAsia="宋体" w:cs="宋体"/>
+          <w:sz w:val="24"/>
+          <w:lang w:val="en-US" w:eastAsia="zh-CN"/>
+        </w:rPr>
+        <w:t>2</w:t>
+      </w:r>
+      <w:r>
+        <w:rPr>
+          <w:rFonts w:ascii="宋体" w:hAnsi="宋体" w:eastAsia="宋体" w:cs="宋体"/>
+          <w:sz w:val="24"/>
+        </w:rPr>
+        <w:t xml:space="preserve">.3 学生管理模块 </w:t>
+      </w:r>
+    </w:p>
+    <w:p>
+      <w:pPr>
+        <w:rPr>
+          <w:rFonts w:hint="eastAsia" w:ascii="宋体" w:hAnsi="宋体" w:eastAsia="宋体" w:cs="宋体"/>
+          <w:sz w:val="24"/>
+        </w:rPr>
+      </w:pPr>
+      <w:r>
+        <w:rPr>
+          <w:rFonts w:hint="eastAsia" w:ascii="宋体" w:hAnsi="宋体" w:eastAsia="宋体" w:cs="宋体"/>
+          <w:sz w:val="24"/>
+        </w:rPr>
+        <w:t>学生是系统的核心用户群体，整个系统围绕学生求职这条主线设计。学生登录后可使用以下功能：</w:t>
+      </w:r>
+    </w:p>
+    <w:p>
+      <w:pPr>
+        <w:rPr>
+          <w:rFonts w:hint="eastAsia" w:ascii="宋体" w:hAnsi="宋体" w:eastAsia="宋体" w:cs="宋体"/>
+          <w:sz w:val="24"/>
+        </w:rPr>
+      </w:pPr>
+      <w:r>
+        <w:rPr>
+          <w:rFonts w:hint="eastAsia" w:ascii="宋体" w:hAnsi="宋体" w:eastAsia="宋体" w:cs="宋体"/>
+          <w:sz w:val="24"/>
+        </w:rPr>
+        <w:t>（1）个人信息管理：学生可填写和完善自身的基本信息，包括毕业院校、所学专业、就业意向城市、岗位意向等，这些信息也是系统进行智能推荐的重要依据。</w:t>
+      </w:r>
+    </w:p>
+    <w:p>
+      <w:pPr>
+        <w:rPr>
+          <w:rFonts w:hint="eastAsia" w:ascii="宋体" w:hAnsi="宋体" w:eastAsia="宋体" w:cs="宋体"/>
+          <w:sz w:val="24"/>
+        </w:rPr>
+      </w:pPr>
+      <w:r>
+        <w:rPr>
+          <w:rFonts w:hint="eastAsia" w:ascii="宋体" w:hAnsi="宋体" w:eastAsia="宋体" w:cs="宋体"/>
+          <w:sz w:val="24"/>
+        </w:rPr>
+        <w:t>（2）简历管理：学生可在系统内创建和完善个人简历。此外，模块内还集成了AI对话功能，学生可以直接与AI交流，获取简历优化建议，让简历更符合目标岗位的要求。</w:t>
+      </w:r>
+    </w:p>
+    <w:p>
+      <w:pPr>
+        <w:rPr>
+          <w:rFonts w:hint="eastAsia" w:ascii="宋体" w:hAnsi="宋体" w:eastAsia="宋体" w:cs="宋体"/>
+          <w:sz w:val="24"/>
+        </w:rPr>
+      </w:pPr>
+      <w:r>
+        <w:rPr>
+          <w:rFonts w:hint="eastAsia" w:ascii="宋体" w:hAnsi="宋体" w:eastAsia="宋体" w:cs="宋体"/>
+          <w:sz w:val="24"/>
+        </w:rPr>
+        <w:t>（3）岗位推荐：系统根据学生填写的个人信息和就业意向，通过</w:t>
+      </w:r>
+      <w:r>
+        <w:rPr>
+          <w:rFonts w:hint="eastAsia" w:ascii="宋体" w:hAnsi="宋体" w:eastAsia="宋体" w:cs="宋体"/>
+          <w:sz w:val="24"/>
+          <w:lang w:val="en-US" w:eastAsia="zh-CN"/>
+        </w:rPr>
+        <w:t>标签匹配、</w:t>
+      </w:r>
+      <w:r>
+        <w:rPr>
+          <w:rFonts w:hint="eastAsia" w:ascii="宋体" w:hAnsi="宋体" w:eastAsia="宋体" w:cs="宋体"/>
+          <w:sz w:val="24"/>
+        </w:rPr>
+        <w:t>协同过滤算法为其推送匹配度高的岗位列表（智能推荐），同时也支持学生使用AI对话功能，与AI一对一沟通，进一步获取个性化的岗位建议。</w:t>
+      </w:r>
+    </w:p>
+    <w:p>
+      <w:pPr>
+        <w:rPr>
+          <w:rFonts w:hint="eastAsia" w:ascii="宋体" w:hAnsi="宋体" w:eastAsia="宋体" w:cs="宋体"/>
+          <w:sz w:val="24"/>
+        </w:rPr>
+      </w:pPr>
+      <w:r>
+        <w:rPr>
+          <w:rFonts w:hint="eastAsia" w:ascii="宋体" w:hAnsi="宋体" w:eastAsia="宋体" w:cs="宋体"/>
+          <w:sz w:val="24"/>
+        </w:rPr>
+        <w:t>（4）我的应聘记录：学生投递简历后，可在此模块实时追踪每一条投递的进展状态。当企业发出面试邀请时，系统会在面试邀请子功能中及时提醒学生，并支持在线确认或拒绝，避免错过重要机会。</w:t>
+      </w:r>
+    </w:p>
+    <w:p>
+      <w:pPr>
+        <w:rPr>
+          <w:rFonts w:hint="eastAsia" w:ascii="宋体" w:hAnsi="宋体" w:eastAsia="宋体" w:cs="宋体"/>
+          <w:sz w:val="24"/>
+        </w:rPr>
+      </w:pPr>
+      <w:r>
+        <w:rPr>
+          <w:rFonts w:hint="eastAsia" w:ascii="宋体" w:hAnsi="宋体" w:eastAsia="宋体" w:cs="宋体"/>
+          <w:sz w:val="24"/>
+        </w:rPr>
+        <w:t>（5）就业指导：学生可在此查看辅导员发布的就业指导内容，其中指导公开课子功能支持学生预约参加线上或线下的就业指导课程，帮助学生系统性地提升求职能力。</w:t>
+      </w:r>
+    </w:p>
+    <w:p>
+      <w:pPr>
+        <w:rPr>
+          <w:rFonts w:ascii="宋体" w:hAnsi="宋体" w:eastAsia="宋体" w:cs="宋体"/>
+          <w:sz w:val="24"/>
+        </w:rPr>
+      </w:pPr>
+      <w:r>
+        <w:rPr>
+          <w:rFonts w:hint="eastAsia" w:ascii="宋体" w:hAnsi="宋体" w:eastAsia="宋体" w:cs="宋体"/>
+          <w:sz w:val="24"/>
+        </w:rPr>
+        <w:t>（6）交流中心：学生可在此与其他同学、辅导员进行交流互动，分享求职经验，互相答疑解惑，营造良好的求职交流氛围。</w:t>
+      </w:r>
+    </w:p>
+    <w:p>
+      <w:pPr>
+        <w:rPr>
+          <w:rFonts w:ascii="宋体" w:hAnsi="宋体" w:eastAsia="宋体" w:cs="宋体"/>
+          <w:sz w:val="24"/>
+        </w:rPr>
+      </w:pPr>
+      <w:r>
+        <w:rPr>
+          <w:rFonts w:ascii="宋体" w:hAnsi="宋体" w:eastAsia="宋体" w:cs="宋体"/>
+          <w:sz w:val="24"/>
+        </w:rPr>
+        <w:t>3.</w:t>
+      </w:r>
+      <w:r>
+        <w:rPr>
+          <w:rFonts w:hint="eastAsia" w:ascii="宋体" w:hAnsi="宋体" w:eastAsia="宋体" w:cs="宋体"/>
+          <w:sz w:val="24"/>
+          <w:lang w:val="en-US" w:eastAsia="zh-CN"/>
+        </w:rPr>
+        <w:t>2</w:t>
+      </w:r>
+      <w:r>
+        <w:rPr>
+          <w:rFonts w:ascii="宋体" w:hAnsi="宋体" w:eastAsia="宋体" w:cs="宋体"/>
+          <w:sz w:val="24"/>
+        </w:rPr>
+        <w:t>.4 企业管理模块</w:t>
+      </w:r>
+    </w:p>
+    <w:p>
+      <w:pPr>
+        <w:rPr>
+          <w:rFonts w:hint="eastAsia" w:ascii="宋体" w:hAnsi="宋体" w:eastAsia="宋体" w:cs="宋体"/>
+          <w:sz w:val="24"/>
+        </w:rPr>
+      </w:pPr>
+      <w:r>
+        <w:rPr>
+          <w:rFonts w:hint="eastAsia" w:ascii="宋体" w:hAnsi="宋体" w:eastAsia="宋体" w:cs="宋体"/>
+          <w:sz w:val="24"/>
+        </w:rPr>
+        <w:t>企业作为系统的用人方，主要通过系统发布岗位、筛选人才和管理招聘流程。企业登录后可使用以下功能：</w:t>
+      </w:r>
+    </w:p>
+    <w:p>
+      <w:pPr>
+        <w:rPr>
+          <w:rFonts w:hint="eastAsia" w:ascii="宋体" w:hAnsi="宋体" w:eastAsia="宋体" w:cs="宋体"/>
+          <w:sz w:val="24"/>
+        </w:rPr>
+      </w:pPr>
+      <w:r>
+        <w:rPr>
+          <w:rFonts w:hint="eastAsia" w:ascii="宋体" w:hAnsi="宋体" w:eastAsia="宋体" w:cs="宋体"/>
+          <w:sz w:val="24"/>
+        </w:rPr>
+        <w:t>（1）个人信息管理：企业可查看并完善自身的基本资料，包括公司介绍、规模、行业类别、联系方式等，完善的企业信息有助于吸引更多优质求职者。</w:t>
+      </w:r>
+    </w:p>
+    <w:p>
+      <w:pPr>
+        <w:rPr>
+          <w:rFonts w:hint="eastAsia" w:ascii="宋体" w:hAnsi="宋体" w:eastAsia="宋体" w:cs="宋体"/>
+          <w:sz w:val="24"/>
+        </w:rPr>
+      </w:pPr>
+      <w:r>
+        <w:rPr>
+          <w:rFonts w:hint="eastAsia" w:ascii="宋体" w:hAnsi="宋体" w:eastAsia="宋体" w:cs="宋体"/>
+          <w:sz w:val="24"/>
+        </w:rPr>
+        <w:t>（2）岗位信息管理：企业可在系统内发布、编辑和管理招聘岗位信息，包括岗位职责、任职要求、薪资待遇等详细内容，发布后的岗位将对学生端可见。</w:t>
+      </w:r>
+    </w:p>
+    <w:p>
+      <w:pPr>
+        <w:rPr>
+          <w:rFonts w:hint="eastAsia" w:ascii="宋体" w:hAnsi="宋体" w:eastAsia="宋体" w:cs="宋体"/>
+          <w:sz w:val="24"/>
+        </w:rPr>
+      </w:pPr>
+      <w:r>
+        <w:rPr>
+          <w:rFonts w:hint="eastAsia" w:ascii="宋体" w:hAnsi="宋体" w:eastAsia="宋体" w:cs="宋体"/>
+          <w:sz w:val="24"/>
+        </w:rPr>
+        <w:t>（3）求职者推荐：系统会根据企业发布的岗位信息，自动向企业推荐匹配度高的求职者。企业也可以通过AI对话功能，描述用人需求，由AI协助进一步筛选合适人才，提升招聘效率。</w:t>
+      </w:r>
+    </w:p>
+    <w:p>
+      <w:pPr>
+        <w:rPr>
+          <w:rFonts w:ascii="宋体" w:hAnsi="宋体" w:eastAsia="宋体" w:cs="宋体"/>
+          <w:sz w:val="24"/>
+        </w:rPr>
+      </w:pPr>
+      <w:r>
+        <w:rPr>
+          <w:rFonts w:hint="eastAsia" w:ascii="宋体" w:hAnsi="宋体" w:eastAsia="宋体" w:cs="宋体"/>
+          <w:sz w:val="24"/>
+        </w:rPr>
+        <w:t>（4）应聘信息管理：企业可在此统一管理所有投递该企业岗位的学生信息，查看学生简历，并对感兴趣的学生发出面试邀请，实现招聘流程的闭环管理。</w:t>
+      </w:r>
+    </w:p>
+    <w:bookmarkEnd w:id="0"/>
+    <w:p>
+      <w:pPr>
+        <w:rPr>
+          <w:rFonts w:ascii="宋体" w:hAnsi="宋体" w:eastAsia="宋体" w:cs="宋体"/>
+          <w:sz w:val="24"/>
+        </w:rPr>
+      </w:pPr>
+      <w:r>
+        <w:rPr>
+          <w:rFonts w:ascii="宋体" w:hAnsi="宋体" w:eastAsia="宋体" w:cs="宋体"/>
+          <w:sz w:val="24"/>
+        </w:rPr>
+        <w:t>3.3 数据库分析</w:t>
+      </w:r>
+    </w:p>
+    <w:p>
+      <w:pPr>
+        <w:rPr>
+          <w:rFonts w:ascii="宋体" w:hAnsi="宋体" w:eastAsia="宋体" w:cs="宋体"/>
+          <w:sz w:val="24"/>
+        </w:rPr>
+      </w:pPr>
+      <w:r>
+        <w:rPr>
+          <w:rFonts w:ascii="宋体" w:hAnsi="宋体" w:eastAsia="宋体" w:cs="宋体"/>
+          <w:sz w:val="24"/>
+        </w:rPr>
+        <w:t>3.4 系统安全及界面设计需求</w:t>
+      </w:r>
+    </w:p>
+    <w:p>
+      <w:pPr>
+        <w:rPr>
+          <w:rFonts w:ascii="宋体" w:hAnsi="宋体" w:eastAsia="宋体" w:cs="宋体"/>
+          <w:sz w:val="24"/>
+        </w:rPr>
+      </w:pPr>
+      <w:r>
+        <w:rPr>
+          <w:rFonts w:ascii="宋体" w:hAnsi="宋体" w:eastAsia="宋体" w:cs="宋体"/>
+          <w:sz w:val="24"/>
+        </w:rPr>
+        <w:t>3.4.1 系统的可靠性要求</w:t>
+      </w:r>
+    </w:p>
+    <w:p>
+      <w:pPr>
+        <w:rPr>
+          <w:rFonts w:ascii="宋体" w:hAnsi="宋体" w:eastAsia="宋体" w:cs="宋体"/>
+          <w:sz w:val="24"/>
+        </w:rPr>
+      </w:pPr>
+      <w:r>
+        <w:rPr>
+          <w:rFonts w:ascii="宋体" w:hAnsi="宋体" w:eastAsia="宋体" w:cs="宋体"/>
+          <w:sz w:val="24"/>
+        </w:rPr>
+        <w:t>3.4.2 系统的界面设计需求</w:t>
+      </w:r>
+    </w:p>
+    <w:p>
+      <w:pPr>
+        <w:rPr>
+          <w:rFonts w:ascii="宋体" w:hAnsi="宋体" w:eastAsia="宋体" w:cs="宋体"/>
+          <w:sz w:val="24"/>
+        </w:rPr>
+      </w:pPr>
+      <w:r>
+        <w:rPr>
+          <w:rFonts w:ascii="宋体" w:hAnsi="宋体" w:eastAsia="宋体" w:cs="宋体"/>
+          <w:sz w:val="24"/>
+        </w:rPr>
+        <w:t>3.5 本章小结</w:t>
+      </w:r>
+    </w:p>
+    <w:p>
+      <w:pPr>
+        <w:rPr>
+          <w:rFonts w:ascii="宋体" w:hAnsi="宋体" w:eastAsia="宋体" w:cs="宋体"/>
+          <w:sz w:val="24"/>
+        </w:rPr>
+      </w:pPr>
+      <w:r>
+        <w:rPr>
+          <w:rFonts w:ascii="宋体" w:hAnsi="宋体" w:eastAsia="宋体" w:cs="宋体"/>
+          <w:sz w:val="24"/>
+        </w:rPr>
+        <w:t>第四章 系统的设计</w:t>
+      </w:r>
+    </w:p>
+    <w:p>
+      <w:pPr>
+        <w:rPr>
+          <w:rFonts w:ascii="宋体" w:hAnsi="宋体" w:eastAsia="宋体" w:cs="宋体"/>
+          <w:sz w:val="24"/>
+        </w:rPr>
+      </w:pPr>
+      <w:r>
+        <w:rPr>
+          <w:rFonts w:ascii="宋体" w:hAnsi="宋体" w:eastAsia="宋体" w:cs="宋体"/>
+          <w:sz w:val="24"/>
+        </w:rPr>
+        <w:t>4.1 系统总体设计</w:t>
+      </w:r>
+    </w:p>
+    <w:p>
+      <w:pPr>
+        <w:rPr>
+          <w:rFonts w:ascii="宋体" w:hAnsi="宋体" w:eastAsia="宋体" w:cs="宋体"/>
+          <w:sz w:val="24"/>
+        </w:rPr>
+      </w:pPr>
+      <w:r>
+        <w:rPr>
+          <w:rFonts w:ascii="宋体" w:hAnsi="宋体" w:eastAsia="宋体" w:cs="宋体"/>
+          <w:sz w:val="24"/>
+        </w:rPr>
+        <w:t>4.1.1 系统总体框架设计</w:t>
+      </w:r>
+      <w:r>
+        <w:rPr>
+          <w:rFonts w:hint="eastAsia" w:ascii="宋体" w:hAnsi="宋体" w:eastAsia="宋体" w:cs="宋体"/>
+          <w:sz w:val="24"/>
+        </w:rPr>
+        <w:t>（</w:t>
+      </w:r>
+      <w:r>
+        <w:rPr>
+          <w:rFonts w:ascii="宋体" w:hAnsi="宋体" w:eastAsia="宋体" w:cs="宋体"/>
+          <w:sz w:val="24"/>
+        </w:rPr>
+        <w:t>系统功能树形图</w:t>
+      </w:r>
+      <w:r>
+        <w:rPr>
+          <w:rFonts w:hint="eastAsia" w:ascii="宋体" w:hAnsi="宋体" w:eastAsia="宋体" w:cs="宋体"/>
+          <w:sz w:val="24"/>
+        </w:rPr>
+        <w:t>）</w:t>
+      </w:r>
+    </w:p>
+    <w:p>
+      <w:pPr>
+        <w:jc w:val="center"/>
+        <w:rPr>
+          <w:rFonts w:hint="eastAsia" w:ascii="宋体" w:hAnsi="宋体" w:eastAsia="宋体" w:cs="宋体"/>
+          <w:sz w:val="24"/>
+          <w:lang w:eastAsia="zh-CN"/>
+        </w:rPr>
+      </w:pPr>
+      <w:r>
+        <w:rPr>
+          <w:rFonts w:hint="eastAsia" w:ascii="宋体" w:hAnsi="宋体" w:eastAsia="宋体" w:cs="宋体"/>
+          <w:sz w:val="24"/>
+          <w:lang w:eastAsia="zh-CN"/>
+        </w:rPr>
+        <w:drawing>
+          <wp:inline distT="0" distB="0" distL="114300" distR="114300">
+            <wp:extent cx="4206875" cy="4561840"/>
+            <wp:effectExtent l="0" t="0" r="3175" b="10160"/>
+            <wp:docPr id="1" name="图片 1" descr="功能模块图v(终).drawio"/>
+            <wp:cNvGraphicFramePr>
+              <a:graphicFrameLocks xmlns:a="http://schemas.openxmlformats.org/drawingml/2006/main" noChangeAspect="1"/>
+            </wp:cNvGraphicFramePr>
+            <a:graphic xmlns:a="http://schemas.openxmlformats.org/drawingml/2006/main">
+              <a:graphicData uri="http://schemas.openxmlformats.org/drawingml/2006/picture">
+                <pic:pic xmlns:pic="http://schemas.openxmlformats.org/drawingml/2006/picture">
+                  <pic:nvPicPr>
+                    <pic:cNvPr id="1" name="图片 1" descr="功能模块图v(终).drawio"/>
+                    <pic:cNvPicPr>
+                      <a:picLocks noChangeAspect="1"/>
+                    </pic:cNvPicPr>
+                  </pic:nvPicPr>
+                  <pic:blipFill>
+                    <a:blip r:embed="rId5"/>
+                    <a:stretch>
+                      <a:fillRect/>
+                    </a:stretch>
+                  </pic:blipFill>
+                  <pic:spPr>
+                    <a:xfrm>
+                      <a:off x="0" y="0"/>
+                      <a:ext cx="4206875" cy="4561840"/>
                     </a:xfrm>
                     <a:prstGeom prst="rect">
                       <a:avLst/>
